--- a/docs/База знаний/01_Маркетплейсы/02-svyaz-tovarov-i-skladov-ozon.docx
+++ b/docs/База знаний/01_Маркетплейсы/02-svyaz-tovarov-i-skladov-ozon.docx
@@ -40,10 +40,7 @@
         <w:ind w:left="259"/>
       </w:pPr>
       <w:r>
-        <w:rPr>
-          <w:color w:val="9B4614"/>
-        </w:rPr>
-        <w:t>Скриншоты действий не приложены. Просмотренные статические снимки показывают другие экраны: список заказов FBS, каталог, тестовые карточки и FBS-остаток в форме приёмки. Ни один не показывает форму Client-Id/Api-Key или текущий экран публикации складов с проверенными последовательными callout-номерами. Поэтому неподходящие кадры не вставлены. В доступном браузере открыта только WMS со production-доменом; безопасного demo/staging экрана этих настроек сейчас нет. Скриншоты из production не снимались, выделения не дорисовывались. Текстовые шаги готовы к визуальной приёмке, сами руководства визуально незавершены.</w:t>
+        <w:t>Скриншоты действий пока не приложены. Во время этой проверки открыт тестовый контур WMS с жёлтой отметкой «ТЕСТОВЫЙ КОНТУР». Визуально осмотрен экран «Подбор на отгрузку» демонстрационной отгрузки №000043: видны поле «Сканер: место или товар», счётчик плана, колонки «Остаток в коробе» и «Собрано». Экраны Client-Id/Api-Key, сопоставления Ozon и публикации остатков в этом сеансе не открыты. Снимок страницы виден в интерактивном окне, но доступный интерфейс захвата не сохраняет его в файл проекта; поэтому снимки и выноски не вставлены, документы остаются черновиками.</w:t>
       </w:r>
     </w:p>
     <w:p>
